--- a/chain_of_custody/chain_of_custody_form.docx
+++ b/chain_of_custody/chain_of_custody_form.docx
@@ -48,7 +48,7 @@
           <w:color w:val="2D3748"/>
           <w:sz w:val="19"/>
         </w:rPr>
-        <w:t>Lead Investigator: Inspr. S. Sharma, Lead Digital Forensics Examiner (Badge ID: DF-8841)</w:t>
+        <w:t>Lead Investigator: Parth Bhardwaj, Lead Digital Forensics Examiner (Roll No: 2301730289)</w:t>
       </w:r>
     </w:p>
     <w:p>
